--- a/syllabus_multimodal_ai.docx
+++ b/syllabus_multimodal_ai.docx
@@ -3235,6 +3235,8 @@
         </w:rPr>
         <w:t>이미지를 패치(Patch) 단위의 시퀀스 데이터로 변환</w:t>
       </w:r>
+      <w:bookmarkStart w:id="0" w:name="_GoBack"/>
+      <w:bookmarkEnd w:id="0"/>
       <w:r>
         <w:rPr>
           <w:rFonts w:ascii="맑은 고딕" w:eastAsia="맑은 고딕" w:hAnsi="맑은 고딕" w:hint="eastAsia"/>
@@ -3434,7 +3436,7 @@
             <w:sz w:val="22"/>
             <w:szCs w:val="22"/>
           </w:rPr>
-          <w:t>https://github.com/mac999/multimodal_ai_learning/blob/main/4_vit/1_vit.ipynb</w:t>
+          <w:t>4_vit/1_vit.ipynb</w:t>
         </w:r>
       </w:hyperlink>
       <w:r>
@@ -3625,7 +3627,7 @@
             <w:sz w:val="22"/>
             <w:szCs w:val="22"/>
           </w:rPr>
-          <w:t>https://github.com/mac999/multimodal_ai_learning/blob/main/4_vit/2_vit_scratch_cifar10.ipynb</w:t>
+          <w:t>4_vit/2_vit_scratch_cifar10.ipynb</w:t>
         </w:r>
       </w:hyperlink>
       <w:r>
@@ -3659,7 +3661,7 @@
             <w:sz w:val="22"/>
             <w:szCs w:val="22"/>
           </w:rPr>
-          <w:t>https://github.com/mac999/multimodal_ai_learning/blob/main/4_vit/A1_vit_scratch_food.ipynb</w:t>
+          <w:t>4_vit/A1_vit_scratch_food.ipynb</w:t>
         </w:r>
       </w:hyperlink>
       <w:r>
@@ -3679,7 +3681,7 @@
         <w:ind w:left="510"/>
         <w:textAlignment w:val="baseline"/>
         <w:rPr>
-          <w:rFonts w:ascii="맑은 고딕" w:eastAsia="맑은 고딕" w:hAnsi="맑은 고딕" w:hint="eastAsia"/>
+          <w:rFonts w:ascii="맑은 고딕" w:eastAsia="맑은 고딕" w:hAnsi="맑은 고딕"/>
           <w:color w:val="000000"/>
           <w:sz w:val="22"/>
           <w:szCs w:val="22"/>
@@ -3986,7 +3988,7 @@
         <w:ind w:left="510"/>
         <w:textAlignment w:val="baseline"/>
         <w:rPr>
-          <w:rFonts w:ascii="맑은 고딕" w:eastAsia="맑은 고딕" w:hAnsi="맑은 고딕" w:hint="eastAsia"/>
+          <w:rFonts w:ascii="맑은 고딕" w:eastAsia="맑은 고딕" w:hAnsi="맑은 고딕"/>
           <w:color w:val="000000"/>
           <w:sz w:val="22"/>
           <w:szCs w:val="22"/>
@@ -4000,7 +4002,7 @@
             <w:sz w:val="22"/>
             <w:szCs w:val="22"/>
           </w:rPr>
-          <w:t>https://github.com/mac999/multimodal_ai_learning/blob/main/5_clip/1_clip_image2text.ipynb</w:t>
+          <w:t>5_clip/1_clip_image2text.ipynb</w:t>
         </w:r>
       </w:hyperlink>
     </w:p>
@@ -4279,7 +4281,7 @@
             <w:sz w:val="22"/>
             <w:szCs w:val="22"/>
           </w:rPr>
-          <w:t>https://github.com/mac999/multimodal_ai_learning/blob/main/5_clip/2_clip_fashion_mnist_scratch.ipynb</w:t>
+          <w:t>5_clip/2_clip_fashion_mnist_scratch.ipynb</w:t>
         </w:r>
       </w:hyperlink>
       <w:r>
@@ -4472,7 +4474,7 @@
         <w:ind w:left="510"/>
         <w:textAlignment w:val="baseline"/>
         <w:rPr>
-          <w:rFonts w:ascii="맑은 고딕" w:eastAsia="맑은 고딕" w:hAnsi="맑은 고딕" w:hint="eastAsia"/>
+          <w:rFonts w:ascii="맑은 고딕" w:eastAsia="맑은 고딕" w:hAnsi="맑은 고딕"/>
           <w:color w:val="000000"/>
           <w:sz w:val="22"/>
           <w:szCs w:val="22"/>
@@ -4778,7 +4780,7 @@
             <w:sz w:val="22"/>
             <w:szCs w:val="22"/>
           </w:rPr>
-          <w:t>https://github.com/mac999/multimodal_ai_learning/blob/main/6_vlm/1_vlm_qwen.ipynb</w:t>
+          <w:t>6_vlm/1_vlm_qwen.ipynb</w:t>
         </w:r>
       </w:hyperlink>
       <w:r>
@@ -4812,7 +4814,7 @@
             <w:sz w:val="22"/>
             <w:szCs w:val="22"/>
           </w:rPr>
-          <w:t>https://github.com/mac999/multimodal_ai_learning/blob/main/6_vlm/2_vlm_finetune.ipynb</w:t>
+          <w:t>6_vlm/2_vlm_finetune.ipynb</w:t>
         </w:r>
       </w:hyperlink>
       <w:r>
@@ -4846,7 +4848,7 @@
             <w:sz w:val="22"/>
             <w:szCs w:val="22"/>
           </w:rPr>
-          <w:t>https://github.com/mac999/multimodal_ai_learning/blob/main/6_vlm/3_vlm_ocr_paligemma.ipynb</w:t>
+          <w:t>6_vlm/3_vlm_ocr_paligemma.ipynb</w:t>
         </w:r>
       </w:hyperlink>
       <w:r>
@@ -5054,7 +5056,7 @@
         <w:ind w:left="510"/>
         <w:textAlignment w:val="baseline"/>
         <w:rPr>
-          <w:rFonts w:ascii="맑은 고딕" w:eastAsia="맑은 고딕" w:hAnsi="맑은 고딕" w:hint="eastAsia"/>
+          <w:rFonts w:ascii="맑은 고딕" w:eastAsia="맑은 고딕" w:hAnsi="맑은 고딕"/>
           <w:color w:val="1F1F1F"/>
           <w:sz w:val="22"/>
           <w:szCs w:val="22"/>
@@ -5068,7 +5070,7 @@
             <w:sz w:val="22"/>
             <w:szCs w:val="22"/>
           </w:rPr>
-          <w:t>https://github.com/mac999/multimodal_ai_learning/blob/main/6_vlm/A1_vlm_stl10_scratch.ipynb</w:t>
+          <w:t>6_vlm/A1_vlm_stl10_scratch.ipynb</w:t>
         </w:r>
       </w:hyperlink>
       <w:r>
@@ -5403,7 +5405,7 @@
         <w:ind w:left="510"/>
         <w:textAlignment w:val="baseline"/>
         <w:rPr>
-          <w:rFonts w:ascii="맑은 고딕" w:eastAsia="맑은 고딕" w:hAnsi="맑은 고딕" w:hint="eastAsia"/>
+          <w:rFonts w:ascii="맑은 고딕" w:eastAsia="맑은 고딕" w:hAnsi="맑은 고딕"/>
           <w:color w:val="1F1F1F"/>
           <w:sz w:val="22"/>
           <w:szCs w:val="22"/>
@@ -5534,27 +5536,7 @@
           <w:sz w:val="22"/>
           <w:szCs w:val="22"/>
         </w:rPr>
-        <w:t xml:space="preserve">구현 </w:t>
-      </w:r>
-      <w:r>
-        <w:rPr>
-          <w:rFonts w:ascii="맑은 고딕" w:eastAsia="맑은 고딕" w:hAnsi="맑은 고딕" w:hint="eastAsia"/>
-          <w:bCs/>
-          <w:color w:val="1F1F1F"/>
-          <w:sz w:val="22"/>
-          <w:szCs w:val="22"/>
-        </w:rPr>
-        <w:t>실습</w:t>
-      </w:r>
-      <w:r>
-        <w:rPr>
-          <w:rFonts w:ascii="맑은 고딕" w:eastAsia="맑은 고딕" w:hAnsi="맑은 고딕" w:hint="eastAsia"/>
-          <w:bCs/>
-          <w:color w:val="1F1F1F"/>
-          <w:sz w:val="22"/>
-          <w:szCs w:val="22"/>
-        </w:rPr>
-        <w:t xml:space="preserve"> </w:t>
+        <w:t xml:space="preserve">구현 실습 </w:t>
       </w:r>
       <w:r>
         <w:rPr>
@@ -5574,17 +5556,7 @@
           <w:sz w:val="22"/>
           <w:szCs w:val="22"/>
         </w:rPr>
-        <w:t>1</w:t>
-      </w:r>
-      <w:r>
-        <w:rPr>
-          <w:rFonts w:ascii="맑은 고딕" w:eastAsia="맑은 고딕" w:hAnsi="맑은 고딕"/>
-          <w:bCs/>
-          <w:color w:val="1F1F1F"/>
-          <w:sz w:val="22"/>
-          <w:szCs w:val="22"/>
-        </w:rPr>
-        <w:t>5</w:t>
+        <w:t>15</w:t>
       </w:r>
       <w:r>
         <w:rPr>
@@ -5604,7 +5576,7 @@
         <w:ind w:left="510"/>
         <w:textAlignment w:val="baseline"/>
         <w:rPr>
-          <w:rFonts w:ascii="맑은 고딕" w:eastAsia="맑은 고딕" w:hAnsi="맑은 고딕" w:hint="eastAsia"/>
+          <w:rFonts w:ascii="맑은 고딕" w:eastAsia="맑은 고딕" w:hAnsi="맑은 고딕"/>
           <w:color w:val="1F1F1F"/>
           <w:sz w:val="22"/>
           <w:szCs w:val="22"/>
@@ -5713,7 +5685,7 @@
             <w:sz w:val="22"/>
             <w:szCs w:val="22"/>
           </w:rPr>
-          <w:t>https://github.com/mac999/multimodal_ai_learning/blob/main/7_next/1_vlm_serving_ollama_llava.ipynb</w:t>
+          <w:t>7_next/1_vlm_serving_ollama_llava.ipynb</w:t>
         </w:r>
       </w:hyperlink>
       <w:r>
@@ -5747,7 +5719,7 @@
             <w:sz w:val="22"/>
             <w:szCs w:val="22"/>
           </w:rPr>
-          <w:t>https://github.com/mac999/multimodal_ai_learning/blob/main/7_next/2_vlm_serving_model_chatgpt_api.ipynb</w:t>
+          <w:t>7_next/2_vlm_serving_model_chatgpt_api.ipynb</w:t>
         </w:r>
       </w:hyperlink>
     </w:p>
@@ -5758,7 +5730,7 @@
         <w:ind w:left="510"/>
         <w:textAlignment w:val="baseline"/>
         <w:rPr>
-          <w:rFonts w:ascii="맑은 고딕" w:eastAsia="맑은 고딕" w:hAnsi="맑은 고딕" w:hint="eastAsia"/>
+          <w:rFonts w:ascii="맑은 고딕" w:eastAsia="맑은 고딕" w:hAnsi="맑은 고딕"/>
           <w:color w:val="1F1F1F"/>
           <w:sz w:val="22"/>
           <w:szCs w:val="22"/>
@@ -5772,7 +5744,7 @@
             <w:sz w:val="22"/>
             <w:szCs w:val="22"/>
           </w:rPr>
-          <w:t>https://github.com/mac999/multimodal_ai_learning/blob/main/7_next/3_vlm_serving_model_gemini_api.ipynb</w:t>
+          <w:t>7_next/3_vlm_serving_model_gemini_api.ipynb</w:t>
         </w:r>
       </w:hyperlink>
       <w:r>
@@ -5931,18 +5903,7 @@
           <w:sz w:val="22"/>
           <w:szCs w:val="22"/>
         </w:rPr>
-        <w:t>트랜드</w:t>
-      </w:r>
-      <w:bookmarkStart w:id="0" w:name="_GoBack"/>
-      <w:bookmarkEnd w:id="0"/>
-      <w:r>
-        <w:rPr>
-          <w:rFonts w:ascii="맑은 고딕" w:eastAsia="맑은 고딕" w:hAnsi="맑은 고딕" w:hint="eastAsia"/>
-          <w:color w:val="1F1F1F"/>
-          <w:sz w:val="22"/>
-          <w:szCs w:val="22"/>
-        </w:rPr>
-        <w:t xml:space="preserve"> 소개</w:t>
+        <w:t>트랜드 소개</w:t>
       </w:r>
       <w:r>
         <w:rPr>
@@ -6169,7 +6130,7 @@
         <w:ind w:left="510"/>
         <w:textAlignment w:val="baseline"/>
         <w:rPr>
-          <w:rFonts w:ascii="맑은 고딕" w:eastAsia="맑은 고딕" w:hAnsi="맑은 고딕" w:hint="eastAsia"/>
+          <w:rFonts w:ascii="맑은 고딕" w:eastAsia="맑은 고딕" w:hAnsi="맑은 고딕"/>
           <w:color w:val="1F1F1F"/>
           <w:sz w:val="22"/>
           <w:szCs w:val="22"/>
@@ -6201,7 +6162,7 @@
         <w:ind w:left="510"/>
         <w:textAlignment w:val="baseline"/>
         <w:rPr>
-          <w:rFonts w:ascii="맑은 고딕" w:eastAsia="맑은 고딕" w:hAnsi="맑은 고딕" w:hint="eastAsia"/>
+          <w:rFonts w:ascii="맑은 고딕" w:eastAsia="맑은 고딕" w:hAnsi="맑은 고딕"/>
           <w:color w:val="1F1F1F"/>
           <w:sz w:val="22"/>
           <w:szCs w:val="22"/>
@@ -16446,7 +16407,6 @@
   <w:style w:type="character" w:default="1" w:styleId="a0">
     <w:name w:val="Default Paragraph Font"/>
     <w:uiPriority w:val="1"/>
-    <w:semiHidden/>
     <w:unhideWhenUsed/>
   </w:style>
   <w:style w:type="table" w:default="1" w:styleId="a1">
